--- a/WeeklyReport/WeeklyProjectLog-27-11-24.docx
+++ b/WeeklyReport/WeeklyProjectLog-27-11-24.docx
@@ -462,10 +462,6 @@
             <w:pPr>
               <w:pStyle w:val="ListParagraph"/>
               <w:widowControl w:val="0"/>
-              <w:numPr>
-                <w:ilvl w:val="0"/>
-                <w:numId w:val="1"/>
-              </w:numPr>
               <w:pBdr>
                 <w:top w:val="nil"/>
                 <w:left w:val="nil"/>
@@ -480,14 +476,6 @@
                 <w:szCs w:val="24"/>
               </w:rPr>
             </w:pPr>
-            <w:r>
-              <w:rPr>
-                <w:rFonts w:asciiTheme="majorHAnsi" w:eastAsia="Times New Roman" w:hAnsiTheme="majorHAnsi" w:cstheme="majorHAnsi"/>
-                <w:sz w:val="24"/>
-                <w:szCs w:val="24"/>
-              </w:rPr>
-              <w:t>Trained new model on new dataset just for helmet detection. High accuracy</w:t>
-            </w:r>
           </w:p>
         </w:tc>
       </w:tr>
@@ -511,10 +499,6 @@
             <w:pPr>
               <w:pStyle w:val="ListParagraph"/>
               <w:widowControl w:val="0"/>
-              <w:numPr>
-                <w:ilvl w:val="0"/>
-                <w:numId w:val="1"/>
-              </w:numPr>
               <w:pBdr>
                 <w:top w:val="nil"/>
                 <w:left w:val="nil"/>
@@ -529,14 +513,6 @@
                 <w:szCs w:val="24"/>
               </w:rPr>
             </w:pPr>
-            <w:r>
-              <w:rPr>
-                <w:rFonts w:asciiTheme="majorHAnsi" w:eastAsia="Times New Roman" w:hAnsiTheme="majorHAnsi" w:cstheme="majorHAnsi"/>
-                <w:sz w:val="24"/>
-                <w:szCs w:val="24"/>
-              </w:rPr>
-              <w:t>Started design doc</w:t>
-            </w:r>
           </w:p>
         </w:tc>
       </w:tr>
